--- a/workspace/inbox/ZenCoverDemoLetter(quote).docx
+++ b/workspace/inbox/ZenCoverDemoLetter(quote).docx
@@ -194,7 +194,13 @@
     </w:p>
     <w:p>
       <w:r>
-        <w:t>[[A cooling-off period applies to your policy.]]</w:t>
+        <w:t>[[</w:t>
+      </w:r>
+      <w:r>
+        <w:t>$coolingOff</w:t>
+      </w:r>
+      <w:r>
+        <w:t>]]</w:t>
       </w:r>
     </w:p>
     <w:sectPr>

--- a/workspace/inbox/ZenCoverDemoLetter(quote).docx
+++ b/workspace/inbox/ZenCoverDemoLetter(quote).docx
@@ -17,7 +17,7 @@
     </w:p>
     <w:p>
       <w:r>
-        <w:t>Your discount type on file is {discountType}.</w:t>
+        <w:t>Your discount type on file is {$discountType}.</w:t>
       </w:r>
     </w:p>
     <w:p>
